--- a/2_Output/Table1_Manuscript.docx
+++ b/2_Output/Table1_Manuscript.docx
@@ -2107,7 +2107,7 @@
       </w:tr>
       <w:tr>
         <w:trPr>
-          <w:trHeight w:val="620" w:hRule="auto"/>
+          <w:trHeight w:val="617" w:hRule="auto"/>
         </w:trPr>
         body18
         <w:tc>
@@ -2160,7 +2160,7 @@
                 <w:szCs w:val="22"/>
                 <w:color w:val="000000"/>
               </w:rPr>
-              <w:t xml:space="preserve">E/e' (average)</w:t>
+              <w:t xml:space="preserve">Average e', cm/s</w:t>
             </w:r>
           </w:p>
         </w:tc>
@@ -2214,14 +2214,14 @@
                 <w:szCs w:val="22"/>
                 <w:color w:val="000000"/>
               </w:rPr>
-              <w:t xml:space="preserve">13.0 (5.3)</w:t>
+              <w:t xml:space="preserve">7.2 (3.8)</w:t>
             </w:r>
           </w:p>
         </w:tc>
       </w:tr>
       <w:tr>
         <w:trPr>
-          <w:trHeight w:val="616" w:hRule="auto"/>
+          <w:trHeight w:val="619" w:hRule="auto"/>
         </w:trPr>
         body19
         <w:tc>
@@ -2274,7 +2274,7 @@
                 <w:szCs w:val="22"/>
                 <w:color w:val="000000"/>
               </w:rPr>
-              <w:t xml:space="preserve">LAVI, mL/m²</w:t>
+              <w:t xml:space="preserve">Septal e', cm/s</w:t>
             </w:r>
           </w:p>
         </w:tc>
@@ -2328,7 +2328,7 @@
                 <w:szCs w:val="22"/>
                 <w:color w:val="000000"/>
               </w:rPr>
-              <w:t xml:space="preserve">35.9 (12.9)</w:t>
+              <w:t xml:space="preserve">6.2 (6.5)</w:t>
             </w:r>
           </w:p>
         </w:tc>
@@ -2388,7 +2388,7 @@
                 <w:szCs w:val="22"/>
                 <w:color w:val="000000"/>
               </w:rPr>
-              <w:t xml:space="preserve">Mitral E Velocity, cm/s</w:t>
+              <w:t xml:space="preserve">Lateral e', cm/s</w:t>
             </w:r>
           </w:p>
         </w:tc>
@@ -2442,14 +2442,14 @@
                 <w:szCs w:val="22"/>
                 <w:color w:val="000000"/>
               </w:rPr>
-              <w:t xml:space="preserve">6.2 (6.4)</w:t>
+              <w:t xml:space="preserve">8.2 (3.3)</w:t>
             </w:r>
           </w:p>
         </w:tc>
       </w:tr>
       <w:tr>
         <w:trPr>
-          <w:trHeight w:val="616" w:hRule="auto"/>
+          <w:trHeight w:val="620" w:hRule="auto"/>
         </w:trPr>
         body21
         <w:tc>
@@ -2502,7 +2502,7 @@
                 <w:szCs w:val="22"/>
                 <w:color w:val="000000"/>
               </w:rPr>
-              <w:t xml:space="preserve">TR Vmax, m/s</w:t>
+              <w:t xml:space="preserve">E/e' (average)</w:t>
             </w:r>
           </w:p>
         </w:tc>
@@ -2556,7 +2556,7 @@
                 <w:szCs w:val="22"/>
                 <w:color w:val="000000"/>
               </w:rPr>
-              <w:t xml:space="preserve">241.5 (41.0)</w:t>
+              <w:t xml:space="preserve">13.0 (5.3)</w:t>
             </w:r>
           </w:p>
         </w:tc>
@@ -2566,6 +2566,576 @@
           <w:trHeight w:val="616" w:hRule="auto"/>
         </w:trPr>
         body22
+        <w:tc>
+          <w:tcPr>
+            <w:tcBorders>
+              <w:bottom w:val="none" w:sz="0" w:space="0" w:color="000000"/>
+              <w:top w:val="none" w:sz="0" w:space="0" w:color="000000"/>
+              <w:left w:val="none" w:sz="0" w:space="0" w:color="000000"/>
+              <w:right w:val="none" w:sz="0" w:space="0" w:color="000000"/>
+            </w:tcBorders>
+            <w:shd w:val="clear" w:color="auto" w:fill="FFFFFF"/>
+            <w:tcMar>
+              <w:top w:w="0" w:type="dxa"/>
+              <w:bottom w:w="0" w:type="dxa"/>
+              <w:left w:w="0" w:type="dxa"/>
+              <w:right w:w="0" w:type="dxa"/>
+            </w:tcMar>
+            <w:vAlign w:val="top"/>
+          </w:tcPr>
+          <w:p>
+            <w:pPr>
+              <w:jc w:val="left"/>
+              <w:pBdr>
+                <w:bottom w:val="none" w:sz="0" w:space="0" w:color="000000"/>
+                <w:top w:val="none" w:sz="0" w:space="0" w:color="000000"/>
+                <w:left w:val="none" w:sz="0" w:space="0" w:color="000000"/>
+                <w:right w:val="none" w:sz="0" w:space="0" w:color="000000"/>
+              </w:pBdr>
+              <w:spacing w:after="100" w:before="100" w:line="240"/>
+              <w:ind w:left="100" w:right="100" w:firstLine="0" w:firstLineChars="0"/>
+              <w:rPr>
+                <w:rFonts w:ascii="Helvetica" w:hAnsi="Helvetica" w:eastAsia="Helvetica" w:cs="Helvetica"/>
+                <w:i w:val="false"/>
+                <w:b w:val="true"/>
+                <w:u w:val="none"/>
+                <w:strike w:val="false"/>
+                <w:sz w:val="22"/>
+                <w:szCs w:val="22"/>
+                <w:color w:val="000000"/>
+              </w:rPr>
+            </w:pPr>
+            <w:r>
+              <w:rPr>
+                <w:rFonts w:ascii="Helvetica" w:hAnsi="Helvetica" w:eastAsia="Helvetica" w:cs="Helvetica"/>
+                <w:i w:val="false"/>
+                <w:b w:val="true"/>
+                <w:u w:val="none"/>
+                <w:strike w:val="false"/>
+                <w:sz w:val="22"/>
+                <w:szCs w:val="22"/>
+                <w:color w:val="000000"/>
+              </w:rPr>
+              <w:t xml:space="preserve">LAVI, mL/m²</w:t>
+            </w:r>
+          </w:p>
+        </w:tc>
+        <w:tc>
+          <w:tcPr>
+            <w:tcBorders>
+              <w:bottom w:val="none" w:sz="0" w:space="0" w:color="000000"/>
+              <w:top w:val="none" w:sz="0" w:space="0" w:color="000000"/>
+              <w:left w:val="none" w:sz="0" w:space="0" w:color="000000"/>
+              <w:right w:val="none" w:sz="0" w:space="0" w:color="000000"/>
+            </w:tcBorders>
+            <w:shd w:val="clear" w:color="auto" w:fill="FFFFFF"/>
+            <w:tcMar>
+              <w:top w:w="0" w:type="dxa"/>
+              <w:bottom w:w="0" w:type="dxa"/>
+              <w:left w:w="0" w:type="dxa"/>
+              <w:right w:w="0" w:type="dxa"/>
+            </w:tcMar>
+            <w:vAlign w:val="top"/>
+          </w:tcPr>
+          <w:p>
+            <w:pPr>
+              <w:jc w:val="center"/>
+              <w:pBdr>
+                <w:bottom w:val="none" w:sz="0" w:space="0" w:color="000000"/>
+                <w:top w:val="none" w:sz="0" w:space="0" w:color="000000"/>
+                <w:left w:val="none" w:sz="0" w:space="0" w:color="000000"/>
+                <w:right w:val="none" w:sz="0" w:space="0" w:color="000000"/>
+              </w:pBdr>
+              <w:spacing w:after="100" w:before="100" w:line="240"/>
+              <w:ind w:left="100" w:right="100" w:firstLine="0" w:firstLineChars="0"/>
+              <w:rPr>
+                <w:rFonts w:ascii="Helvetica" w:hAnsi="Helvetica" w:eastAsia="Helvetica" w:cs="Helvetica"/>
+                <w:i w:val="false"/>
+                <w:b w:val="false"/>
+                <w:u w:val="none"/>
+                <w:strike w:val="false"/>
+                <w:sz w:val="22"/>
+                <w:szCs w:val="22"/>
+                <w:color w:val="000000"/>
+              </w:rPr>
+            </w:pPr>
+            <w:r>
+              <w:rPr>
+                <w:rFonts w:ascii="Helvetica" w:hAnsi="Helvetica" w:eastAsia="Helvetica" w:cs="Helvetica"/>
+                <w:i w:val="false"/>
+                <w:b w:val="false"/>
+                <w:u w:val="none"/>
+                <w:strike w:val="false"/>
+                <w:sz w:val="22"/>
+                <w:szCs w:val="22"/>
+                <w:color w:val="000000"/>
+              </w:rPr>
+              <w:t xml:space="preserve">35.9 (12.9)</w:t>
+            </w:r>
+          </w:p>
+        </w:tc>
+      </w:tr>
+      <w:tr>
+        <w:trPr>
+          <w:trHeight w:val="616" w:hRule="auto"/>
+        </w:trPr>
+        body23
+        <w:tc>
+          <w:tcPr>
+            <w:tcBorders>
+              <w:bottom w:val="none" w:sz="0" w:space="0" w:color="000000"/>
+              <w:top w:val="none" w:sz="0" w:space="0" w:color="000000"/>
+              <w:left w:val="none" w:sz="0" w:space="0" w:color="000000"/>
+              <w:right w:val="none" w:sz="0" w:space="0" w:color="000000"/>
+            </w:tcBorders>
+            <w:shd w:val="clear" w:color="auto" w:fill="FFFFFF"/>
+            <w:tcMar>
+              <w:top w:w="0" w:type="dxa"/>
+              <w:bottom w:w="0" w:type="dxa"/>
+              <w:left w:w="0" w:type="dxa"/>
+              <w:right w:w="0" w:type="dxa"/>
+            </w:tcMar>
+            <w:vAlign w:val="top"/>
+          </w:tcPr>
+          <w:p>
+            <w:pPr>
+              <w:jc w:val="left"/>
+              <w:pBdr>
+                <w:bottom w:val="none" w:sz="0" w:space="0" w:color="000000"/>
+                <w:top w:val="none" w:sz="0" w:space="0" w:color="000000"/>
+                <w:left w:val="none" w:sz="0" w:space="0" w:color="000000"/>
+                <w:right w:val="none" w:sz="0" w:space="0" w:color="000000"/>
+              </w:pBdr>
+              <w:spacing w:after="100" w:before="100" w:line="240"/>
+              <w:ind w:left="100" w:right="100" w:firstLine="0" w:firstLineChars="0"/>
+              <w:rPr>
+                <w:rFonts w:ascii="Helvetica" w:hAnsi="Helvetica" w:eastAsia="Helvetica" w:cs="Helvetica"/>
+                <w:i w:val="false"/>
+                <w:b w:val="true"/>
+                <w:u w:val="none"/>
+                <w:strike w:val="false"/>
+                <w:sz w:val="22"/>
+                <w:szCs w:val="22"/>
+                <w:color w:val="000000"/>
+              </w:rPr>
+            </w:pPr>
+            <w:r>
+              <w:rPr>
+                <w:rFonts w:ascii="Helvetica" w:hAnsi="Helvetica" w:eastAsia="Helvetica" w:cs="Helvetica"/>
+                <w:i w:val="false"/>
+                <w:b w:val="true"/>
+                <w:u w:val="none"/>
+                <w:strike w:val="false"/>
+                <w:sz w:val="22"/>
+                <w:szCs w:val="22"/>
+                <w:color w:val="000000"/>
+              </w:rPr>
+              <w:t xml:space="preserve">Mitral E Velocity, cm/s</w:t>
+            </w:r>
+          </w:p>
+        </w:tc>
+        <w:tc>
+          <w:tcPr>
+            <w:tcBorders>
+              <w:bottom w:val="none" w:sz="0" w:space="0" w:color="000000"/>
+              <w:top w:val="none" w:sz="0" w:space="0" w:color="000000"/>
+              <w:left w:val="none" w:sz="0" w:space="0" w:color="000000"/>
+              <w:right w:val="none" w:sz="0" w:space="0" w:color="000000"/>
+            </w:tcBorders>
+            <w:shd w:val="clear" w:color="auto" w:fill="FFFFFF"/>
+            <w:tcMar>
+              <w:top w:w="0" w:type="dxa"/>
+              <w:bottom w:w="0" w:type="dxa"/>
+              <w:left w:w="0" w:type="dxa"/>
+              <w:right w:w="0" w:type="dxa"/>
+            </w:tcMar>
+            <w:vAlign w:val="top"/>
+          </w:tcPr>
+          <w:p>
+            <w:pPr>
+              <w:jc w:val="center"/>
+              <w:pBdr>
+                <w:bottom w:val="none" w:sz="0" w:space="0" w:color="000000"/>
+                <w:top w:val="none" w:sz="0" w:space="0" w:color="000000"/>
+                <w:left w:val="none" w:sz="0" w:space="0" w:color="000000"/>
+                <w:right w:val="none" w:sz="0" w:space="0" w:color="000000"/>
+              </w:pBdr>
+              <w:spacing w:after="100" w:before="100" w:line="240"/>
+              <w:ind w:left="100" w:right="100" w:firstLine="0" w:firstLineChars="0"/>
+              <w:rPr>
+                <w:rFonts w:ascii="Helvetica" w:hAnsi="Helvetica" w:eastAsia="Helvetica" w:cs="Helvetica"/>
+                <w:i w:val="false"/>
+                <w:b w:val="false"/>
+                <w:u w:val="none"/>
+                <w:strike w:val="false"/>
+                <w:sz w:val="22"/>
+                <w:szCs w:val="22"/>
+                <w:color w:val="000000"/>
+              </w:rPr>
+            </w:pPr>
+            <w:r>
+              <w:rPr>
+                <w:rFonts w:ascii="Helvetica" w:hAnsi="Helvetica" w:eastAsia="Helvetica" w:cs="Helvetica"/>
+                <w:i w:val="false"/>
+                <w:b w:val="false"/>
+                <w:u w:val="none"/>
+                <w:strike w:val="false"/>
+                <w:sz w:val="22"/>
+                <w:szCs w:val="22"/>
+                <w:color w:val="000000"/>
+              </w:rPr>
+              <w:t xml:space="preserve">6.2 (6.4)</w:t>
+            </w:r>
+          </w:p>
+        </w:tc>
+      </w:tr>
+      <w:tr>
+        <w:trPr>
+          <w:trHeight w:val="616" w:hRule="auto"/>
+        </w:trPr>
+        body24
+        <w:tc>
+          <w:tcPr>
+            <w:tcBorders>
+              <w:bottom w:val="none" w:sz="0" w:space="0" w:color="000000"/>
+              <w:top w:val="none" w:sz="0" w:space="0" w:color="000000"/>
+              <w:left w:val="none" w:sz="0" w:space="0" w:color="000000"/>
+              <w:right w:val="none" w:sz="0" w:space="0" w:color="000000"/>
+            </w:tcBorders>
+            <w:shd w:val="clear" w:color="auto" w:fill="FFFFFF"/>
+            <w:tcMar>
+              <w:top w:w="0" w:type="dxa"/>
+              <w:bottom w:w="0" w:type="dxa"/>
+              <w:left w:w="0" w:type="dxa"/>
+              <w:right w:w="0" w:type="dxa"/>
+            </w:tcMar>
+            <w:vAlign w:val="top"/>
+          </w:tcPr>
+          <w:p>
+            <w:pPr>
+              <w:jc w:val="left"/>
+              <w:pBdr>
+                <w:bottom w:val="none" w:sz="0" w:space="0" w:color="000000"/>
+                <w:top w:val="none" w:sz="0" w:space="0" w:color="000000"/>
+                <w:left w:val="none" w:sz="0" w:space="0" w:color="000000"/>
+                <w:right w:val="none" w:sz="0" w:space="0" w:color="000000"/>
+              </w:pBdr>
+              <w:spacing w:after="100" w:before="100" w:line="240"/>
+              <w:ind w:left="100" w:right="100" w:firstLine="0" w:firstLineChars="0"/>
+              <w:rPr>
+                <w:rFonts w:ascii="Helvetica" w:hAnsi="Helvetica" w:eastAsia="Helvetica" w:cs="Helvetica"/>
+                <w:i w:val="false"/>
+                <w:b w:val="true"/>
+                <w:u w:val="none"/>
+                <w:strike w:val="false"/>
+                <w:sz w:val="22"/>
+                <w:szCs w:val="22"/>
+                <w:color w:val="000000"/>
+              </w:rPr>
+            </w:pPr>
+            <w:r>
+              <w:rPr>
+                <w:rFonts w:ascii="Helvetica" w:hAnsi="Helvetica" w:eastAsia="Helvetica" w:cs="Helvetica"/>
+                <w:i w:val="false"/>
+                <w:b w:val="true"/>
+                <w:u w:val="none"/>
+                <w:strike w:val="false"/>
+                <w:sz w:val="22"/>
+                <w:szCs w:val="22"/>
+                <w:color w:val="000000"/>
+              </w:rPr>
+              <w:t xml:space="preserve">TR Vmax, cm/s</w:t>
+            </w:r>
+          </w:p>
+        </w:tc>
+        <w:tc>
+          <w:tcPr>
+            <w:tcBorders>
+              <w:bottom w:val="none" w:sz="0" w:space="0" w:color="000000"/>
+              <w:top w:val="none" w:sz="0" w:space="0" w:color="000000"/>
+              <w:left w:val="none" w:sz="0" w:space="0" w:color="000000"/>
+              <w:right w:val="none" w:sz="0" w:space="0" w:color="000000"/>
+            </w:tcBorders>
+            <w:shd w:val="clear" w:color="auto" w:fill="FFFFFF"/>
+            <w:tcMar>
+              <w:top w:w="0" w:type="dxa"/>
+              <w:bottom w:w="0" w:type="dxa"/>
+              <w:left w:w="0" w:type="dxa"/>
+              <w:right w:w="0" w:type="dxa"/>
+            </w:tcMar>
+            <w:vAlign w:val="top"/>
+          </w:tcPr>
+          <w:p>
+            <w:pPr>
+              <w:jc w:val="center"/>
+              <w:pBdr>
+                <w:bottom w:val="none" w:sz="0" w:space="0" w:color="000000"/>
+                <w:top w:val="none" w:sz="0" w:space="0" w:color="000000"/>
+                <w:left w:val="none" w:sz="0" w:space="0" w:color="000000"/>
+                <w:right w:val="none" w:sz="0" w:space="0" w:color="000000"/>
+              </w:pBdr>
+              <w:spacing w:after="100" w:before="100" w:line="240"/>
+              <w:ind w:left="100" w:right="100" w:firstLine="0" w:firstLineChars="0"/>
+              <w:rPr>
+                <w:rFonts w:ascii="Helvetica" w:hAnsi="Helvetica" w:eastAsia="Helvetica" w:cs="Helvetica"/>
+                <w:i w:val="false"/>
+                <w:b w:val="false"/>
+                <w:u w:val="none"/>
+                <w:strike w:val="false"/>
+                <w:sz w:val="22"/>
+                <w:szCs w:val="22"/>
+                <w:color w:val="000000"/>
+              </w:rPr>
+            </w:pPr>
+            <w:r>
+              <w:rPr>
+                <w:rFonts w:ascii="Helvetica" w:hAnsi="Helvetica" w:eastAsia="Helvetica" w:cs="Helvetica"/>
+                <w:i w:val="false"/>
+                <w:b w:val="false"/>
+                <w:u w:val="none"/>
+                <w:strike w:val="false"/>
+                <w:sz w:val="22"/>
+                <w:szCs w:val="22"/>
+                <w:color w:val="000000"/>
+              </w:rPr>
+              <w:t xml:space="preserve">241.5 (41.0)</w:t>
+            </w:r>
+          </w:p>
+        </w:tc>
+      </w:tr>
+      <w:tr>
+        <w:trPr>
+          <w:trHeight w:val="616" w:hRule="auto"/>
+        </w:trPr>
+        body25
+        <w:tc>
+          <w:tcPr>
+            <w:tcBorders>
+              <w:bottom w:val="none" w:sz="0" w:space="0" w:color="000000"/>
+              <w:top w:val="none" w:sz="0" w:space="0" w:color="000000"/>
+              <w:left w:val="none" w:sz="0" w:space="0" w:color="000000"/>
+              <w:right w:val="none" w:sz="0" w:space="0" w:color="000000"/>
+            </w:tcBorders>
+            <w:shd w:val="clear" w:color="auto" w:fill="FFFFFF"/>
+            <w:tcMar>
+              <w:top w:w="0" w:type="dxa"/>
+              <w:bottom w:w="0" w:type="dxa"/>
+              <w:left w:w="0" w:type="dxa"/>
+              <w:right w:w="0" w:type="dxa"/>
+            </w:tcMar>
+            <w:vAlign w:val="top"/>
+          </w:tcPr>
+          <w:p>
+            <w:pPr>
+              <w:jc w:val="left"/>
+              <w:pBdr>
+                <w:bottom w:val="none" w:sz="0" w:space="0" w:color="000000"/>
+                <w:top w:val="none" w:sz="0" w:space="0" w:color="000000"/>
+                <w:left w:val="none" w:sz="0" w:space="0" w:color="000000"/>
+                <w:right w:val="none" w:sz="0" w:space="0" w:color="000000"/>
+              </w:pBdr>
+              <w:spacing w:after="100" w:before="100" w:line="240"/>
+              <w:ind w:left="100" w:right="100" w:firstLine="0" w:firstLineChars="0"/>
+              <w:rPr>
+                <w:rFonts w:ascii="Helvetica" w:hAnsi="Helvetica" w:eastAsia="Helvetica" w:cs="Helvetica"/>
+                <w:i w:val="false"/>
+                <w:b w:val="true"/>
+                <w:u w:val="none"/>
+                <w:strike w:val="false"/>
+                <w:sz w:val="22"/>
+                <w:szCs w:val="22"/>
+                <w:color w:val="000000"/>
+              </w:rPr>
+            </w:pPr>
+            <w:r>
+              <w:rPr>
+                <w:rFonts w:ascii="Helvetica" w:hAnsi="Helvetica" w:eastAsia="Helvetica" w:cs="Helvetica"/>
+                <w:i w:val="false"/>
+                <w:b w:val="true"/>
+                <w:u w:val="none"/>
+                <w:strike w:val="false"/>
+                <w:sz w:val="22"/>
+                <w:szCs w:val="22"/>
+                <w:color w:val="000000"/>
+              </w:rPr>
+              <w:t xml:space="preserve">E/A Ratio</w:t>
+            </w:r>
+          </w:p>
+        </w:tc>
+        <w:tc>
+          <w:tcPr>
+            <w:tcBorders>
+              <w:bottom w:val="none" w:sz="0" w:space="0" w:color="000000"/>
+              <w:top w:val="none" w:sz="0" w:space="0" w:color="000000"/>
+              <w:left w:val="none" w:sz="0" w:space="0" w:color="000000"/>
+              <w:right w:val="none" w:sz="0" w:space="0" w:color="000000"/>
+            </w:tcBorders>
+            <w:shd w:val="clear" w:color="auto" w:fill="FFFFFF"/>
+            <w:tcMar>
+              <w:top w:w="0" w:type="dxa"/>
+              <w:bottom w:w="0" w:type="dxa"/>
+              <w:left w:w="0" w:type="dxa"/>
+              <w:right w:w="0" w:type="dxa"/>
+            </w:tcMar>
+            <w:vAlign w:val="top"/>
+          </w:tcPr>
+          <w:p>
+            <w:pPr>
+              <w:jc w:val="center"/>
+              <w:pBdr>
+                <w:bottom w:val="none" w:sz="0" w:space="0" w:color="000000"/>
+                <w:top w:val="none" w:sz="0" w:space="0" w:color="000000"/>
+                <w:left w:val="none" w:sz="0" w:space="0" w:color="000000"/>
+                <w:right w:val="none" w:sz="0" w:space="0" w:color="000000"/>
+              </w:pBdr>
+              <w:spacing w:after="100" w:before="100" w:line="240"/>
+              <w:ind w:left="100" w:right="100" w:firstLine="0" w:firstLineChars="0"/>
+              <w:rPr>
+                <w:rFonts w:ascii="Helvetica" w:hAnsi="Helvetica" w:eastAsia="Helvetica" w:cs="Helvetica"/>
+                <w:i w:val="false"/>
+                <w:b w:val="false"/>
+                <w:u w:val="none"/>
+                <w:strike w:val="false"/>
+                <w:sz w:val="22"/>
+                <w:szCs w:val="22"/>
+                <w:color w:val="000000"/>
+              </w:rPr>
+            </w:pPr>
+            <w:r>
+              <w:rPr>
+                <w:rFonts w:ascii="Helvetica" w:hAnsi="Helvetica" w:eastAsia="Helvetica" w:cs="Helvetica"/>
+                <w:i w:val="false"/>
+                <w:b w:val="false"/>
+                <w:u w:val="none"/>
+                <w:strike w:val="false"/>
+                <w:sz w:val="22"/>
+                <w:szCs w:val="22"/>
+                <w:color w:val="000000"/>
+              </w:rPr>
+              <w:t xml:space="preserve">1.3 (0.5)</w:t>
+            </w:r>
+          </w:p>
+        </w:tc>
+      </w:tr>
+      <w:tr>
+        <w:trPr>
+          <w:trHeight w:val="616" w:hRule="auto"/>
+        </w:trPr>
+        body26
+        <w:tc>
+          <w:tcPr>
+            <w:tcBorders>
+              <w:bottom w:val="none" w:sz="0" w:space="0" w:color="000000"/>
+              <w:top w:val="none" w:sz="0" w:space="0" w:color="000000"/>
+              <w:left w:val="none" w:sz="0" w:space="0" w:color="000000"/>
+              <w:right w:val="none" w:sz="0" w:space="0" w:color="000000"/>
+            </w:tcBorders>
+            <w:shd w:val="clear" w:color="auto" w:fill="FFFFFF"/>
+            <w:tcMar>
+              <w:top w:w="0" w:type="dxa"/>
+              <w:bottom w:w="0" w:type="dxa"/>
+              <w:left w:w="0" w:type="dxa"/>
+              <w:right w:w="0" w:type="dxa"/>
+            </w:tcMar>
+            <w:vAlign w:val="top"/>
+          </w:tcPr>
+          <w:p>
+            <w:pPr>
+              <w:jc w:val="left"/>
+              <w:pBdr>
+                <w:bottom w:val="none" w:sz="0" w:space="0" w:color="000000"/>
+                <w:top w:val="none" w:sz="0" w:space="0" w:color="000000"/>
+                <w:left w:val="none" w:sz="0" w:space="0" w:color="000000"/>
+                <w:right w:val="none" w:sz="0" w:space="0" w:color="000000"/>
+              </w:pBdr>
+              <w:spacing w:after="100" w:before="100" w:line="240"/>
+              <w:ind w:left="100" w:right="100" w:firstLine="0" w:firstLineChars="0"/>
+              <w:rPr>
+                <w:rFonts w:ascii="Helvetica" w:hAnsi="Helvetica" w:eastAsia="Helvetica" w:cs="Helvetica"/>
+                <w:i w:val="false"/>
+                <w:b w:val="true"/>
+                <w:u w:val="none"/>
+                <w:strike w:val="false"/>
+                <w:sz w:val="22"/>
+                <w:szCs w:val="22"/>
+                <w:color w:val="000000"/>
+              </w:rPr>
+            </w:pPr>
+            <w:r>
+              <w:rPr>
+                <w:rFonts w:ascii="Helvetica" w:hAnsi="Helvetica" w:eastAsia="Helvetica" w:cs="Helvetica"/>
+                <w:i w:val="false"/>
+                <w:b w:val="true"/>
+                <w:u w:val="none"/>
+                <w:strike w:val="false"/>
+                <w:sz w:val="22"/>
+                <w:szCs w:val="22"/>
+                <w:color w:val="000000"/>
+              </w:rPr>
+              <w:t xml:space="preserve">MV Deceleration Time, ms</w:t>
+            </w:r>
+          </w:p>
+        </w:tc>
+        <w:tc>
+          <w:tcPr>
+            <w:tcBorders>
+              <w:bottom w:val="none" w:sz="0" w:space="0" w:color="000000"/>
+              <w:top w:val="none" w:sz="0" w:space="0" w:color="000000"/>
+              <w:left w:val="none" w:sz="0" w:space="0" w:color="000000"/>
+              <w:right w:val="none" w:sz="0" w:space="0" w:color="000000"/>
+            </w:tcBorders>
+            <w:shd w:val="clear" w:color="auto" w:fill="FFFFFF"/>
+            <w:tcMar>
+              <w:top w:w="0" w:type="dxa"/>
+              <w:bottom w:w="0" w:type="dxa"/>
+              <w:left w:w="0" w:type="dxa"/>
+              <w:right w:w="0" w:type="dxa"/>
+            </w:tcMar>
+            <w:vAlign w:val="top"/>
+          </w:tcPr>
+          <w:p>
+            <w:pPr>
+              <w:jc w:val="center"/>
+              <w:pBdr>
+                <w:bottom w:val="none" w:sz="0" w:space="0" w:color="000000"/>
+                <w:top w:val="none" w:sz="0" w:space="0" w:color="000000"/>
+                <w:left w:val="none" w:sz="0" w:space="0" w:color="000000"/>
+                <w:right w:val="none" w:sz="0" w:space="0" w:color="000000"/>
+              </w:pBdr>
+              <w:spacing w:after="100" w:before="100" w:line="240"/>
+              <w:ind w:left="100" w:right="100" w:firstLine="0" w:firstLineChars="0"/>
+              <w:rPr>
+                <w:rFonts w:ascii="Helvetica" w:hAnsi="Helvetica" w:eastAsia="Helvetica" w:cs="Helvetica"/>
+                <w:i w:val="false"/>
+                <w:b w:val="false"/>
+                <w:u w:val="none"/>
+                <w:strike w:val="false"/>
+                <w:sz w:val="22"/>
+                <w:szCs w:val="22"/>
+                <w:color w:val="000000"/>
+              </w:rPr>
+            </w:pPr>
+            <w:r>
+              <w:rPr>
+                <w:rFonts w:ascii="Helvetica" w:hAnsi="Helvetica" w:eastAsia="Helvetica" w:cs="Helvetica"/>
+                <w:i w:val="false"/>
+                <w:b w:val="false"/>
+                <w:u w:val="none"/>
+                <w:strike w:val="false"/>
+                <w:sz w:val="22"/>
+                <w:szCs w:val="22"/>
+                <w:color w:val="000000"/>
+              </w:rPr>
+              <w:t xml:space="preserve">0.2 (0.1)</w:t>
+            </w:r>
+          </w:p>
+        </w:tc>
+      </w:tr>
+      <w:tr>
+        <w:trPr>
+          <w:trHeight w:val="616" w:hRule="auto"/>
+        </w:trPr>
+        body27
         <w:tc>
           <w:tcPr>
             <w:tcBorders>
